--- a/public/papers/shakespeare-in-the-republic-results-summary.docx
+++ b/public/papers/shakespeare-in-the-republic-results-summary.docx
@@ -74,17 +74,17 @@
         <w:pStyle w:val="FirstParagraph"/>
       </w:pPr>
       <w:r>
-        <w:t xml:space="preserve">This report catalogues every detectable instance of Shakespearean language in the writings of six Founding Fathers — John Adams, Benjamin Franklin, Alexander Hamilton, Thomas Jefferson, James Madison, and George Washington. The corpus comprises</w:t>
-      </w:r>
-      <w:r>
-        <w:t xml:space="preserve"> </w:t>
-      </w:r>
-      <w:r>
-        <w:rPr>
-          <w:b/>
-          <w:bCs/>
-        </w:rPr>
-        <w:t xml:space="preserve">68,807 documents and 24.6 million words</w:t>
+        <w:t xml:space="preserve">This report catalogues every detectable instance of Shakespearean language in the writings of six Founding Fathers — John Adams, Benjamin Franklin, Alexander Hamilton, Thomas Jefferson, James Madison, and George Washington. The Founders’ combined writing spans</w:t>
+      </w:r>
+      <w:r>
+        <w:t xml:space="preserve"> </w:t>
+      </w:r>
+      <w:r>
+        <w:rPr>
+          <w:b/>
+          <w:bCs/>
+        </w:rPr>
+        <w:t xml:space="preserve">24.6 million words</w:t>
       </w:r>
       <w:r>
         <w:t xml:space="preserve"> </w:t>
@@ -269,7 +269,7 @@
               <w:pStyle w:val="Compact"/>
             </w:pPr>
             <w:r>
-              <w:t xml:space="preserve">Total High-confidence findings</w:t>
+              <w:t xml:space="preserve">Total HIGH + MEDIUM confidence findings</w:t>
             </w:r>
           </w:p>
         </w:tc>
@@ -281,7 +281,7 @@
               <w:jc w:val="right"/>
             </w:pPr>
             <w:r>
-              <w:t xml:space="preserve">123</w:t>
+              <w:t xml:space="preserve">140</w:t>
             </w:r>
           </w:p>
         </w:tc>
@@ -294,7 +294,7 @@
               <w:pStyle w:val="Compact"/>
             </w:pPr>
             <w:r>
-              <w:t xml:space="preserve">Total Medium-confidence findings</w:t>
+              <w:t xml:space="preserve">Verbatim direct quotations (HIGH + MEDIUM)</w:t>
             </w:r>
           </w:p>
         </w:tc>
@@ -306,7 +306,7 @@
               <w:jc w:val="right"/>
             </w:pPr>
             <w:r>
-              <w:t xml:space="preserve">17</w:t>
+              <w:t xml:space="preserve">62</w:t>
             </w:r>
           </w:p>
         </w:tc>
@@ -319,7 +319,7 @@
               <w:pStyle w:val="Compact"/>
             </w:pPr>
             <w:r>
-              <w:t xml:space="preserve">Verbatim direct quotations (High)</w:t>
+              <w:t xml:space="preserve">— HIGH confidence</w:t>
             </w:r>
           </w:p>
         </w:tc>
@@ -344,7 +344,7 @@
               <w:pStyle w:val="Compact"/>
             </w:pPr>
             <w:r>
-              <w:t xml:space="preserve">Close paraphrases (Medium)</w:t>
+              <w:t xml:space="preserve">— MEDIUM confidence</w:t>
             </w:r>
           </w:p>
         </w:tc>
@@ -369,7 +369,7 @@
               <w:pStyle w:val="Compact"/>
             </w:pPr>
             <w:r>
-              <w:t xml:space="preserve">Named references to Shakespeare by name (High)</w:t>
+              <w:t xml:space="preserve">By-name references to Shakespeare or play/character (HIGH + MEDIUM)</w:t>
             </w:r>
           </w:p>
         </w:tc>
@@ -381,7 +381,7 @@
               <w:jc w:val="right"/>
             </w:pPr>
             <w:r>
-              <w:t xml:space="preserve">68</w:t>
+              <w:t xml:space="preserve">78</w:t>
             </w:r>
           </w:p>
         </w:tc>
@@ -394,7 +394,7 @@
               <w:pStyle w:val="Compact"/>
             </w:pPr>
             <w:r>
-              <w:t xml:space="preserve">Named play-title references with Shakespeare proximity (High)</w:t>
+              <w:t xml:space="preserve">Founders with ≥ 1 HIGH-confidence reference</w:t>
             </w:r>
           </w:p>
         </w:tc>
@@ -406,7 +406,7 @@
               <w:jc w:val="right"/>
             </w:pPr>
             <w:r>
-              <w:t xml:space="preserve">2</w:t>
+              <w:t xml:space="preserve">4 of 6</w:t>
             </w:r>
           </w:p>
         </w:tc>
@@ -419,7 +419,7 @@
               <w:pStyle w:val="Compact"/>
             </w:pPr>
             <w:r>
-              <w:t xml:space="preserve">Play-title or distinctive-character references with literary cue (Medium)</w:t>
+              <w:t xml:space="preserve">Founders with no detected verbatim quotation</w:t>
             </w:r>
           </w:p>
         </w:tc>
@@ -431,56 +431,6 @@
               <w:jc w:val="right"/>
             </w:pPr>
             <w:r>
-              <w:t xml:space="preserve">8</w:t>
-            </w:r>
-          </w:p>
-        </w:tc>
-      </w:tr>
-      <w:tr>
-        <w:tc>
-          <w:tcPr/>
-          <w:p>
-            <w:pPr>
-              <w:pStyle w:val="Compact"/>
-            </w:pPr>
-            <w:r>
-              <w:t xml:space="preserve">Founders with ≥ 1 High-confidence reference</w:t>
-            </w:r>
-          </w:p>
-        </w:tc>
-        <w:tc>
-          <w:tcPr/>
-          <w:p>
-            <w:pPr>
-              <w:pStyle w:val="Compact"/>
-              <w:jc w:val="right"/>
-            </w:pPr>
-            <w:r>
-              <w:t xml:space="preserve">4 of 6</w:t>
-            </w:r>
-          </w:p>
-        </w:tc>
-      </w:tr>
-      <w:tr>
-        <w:tc>
-          <w:tcPr/>
-          <w:p>
-            <w:pPr>
-              <w:pStyle w:val="Compact"/>
-            </w:pPr>
-            <w:r>
-              <w:t xml:space="preserve">Founders with no detected verbatim quotation</w:t>
-            </w:r>
-          </w:p>
-        </w:tc>
-        <w:tc>
-          <w:tcPr/>
-          <w:p>
-            <w:pPr>
-              <w:pStyle w:val="Compact"/>
-              <w:jc w:val="right"/>
-            </w:pPr>
-            <w:r>
               <w:t xml:space="preserve">5 of 6</w:t>
             </w:r>
           </w:p>
@@ -502,7 +452,7 @@
         <w:t xml:space="preserve"> </w:t>
       </w:r>
       <w:r>
-        <w:t xml:space="preserve">Verbatim Shakespeare quotation is essentially an Adams phenomenon: of the 53 High-confidence direct quotations identified, 53 are from John Adams. Hamilton, Madison, Washington, Franklin, and Jefferson together account for zero verbatim 7+ word Shakespeare matches in this corpus. Named Shakespeare references (citing the playwright by name) are distributed across four Founders: Adams (42), Jefferson (23), Franklin (2), Washington (1). Hamilton and Madison never mention Shakespeare by name in any document in this corpus.</w:t>
+        <w:t xml:space="preserve">Verbatim Shakespeare quotation is essentially an Adams phenomenon: of the 62 HIGH/MEDIUM direct quotations identified, 61 are from John Adams and 1 from James Madison. Hamilton, Washington, Franklin, and Jefferson together account for zero verbatim 5+ word Shakespeare matches in this corpus. By-name references (citing Shakespeare or a specific play/character with corroborating context) are distributed: Adams (48), Jefferson (26), Franklin (2), Washington (1), Madison (1). Hamilton produces zero by-name references.</w:t>
       </w:r>
     </w:p>
     <w:p>
@@ -1786,7 +1736,7 @@
         </w:numPr>
       </w:pPr>
       <w:r>
-        <w:t xml:space="preserve">Passage: …arewell the tranquil Mind! farewell content; Farewell the ploomed Troops and the big War That make Ambition Virtue! Oh! farewell! Farewell the neighing Steed, and the shrill Trump The spirit stirring Drum, thâear piercing fife The Royal Banner and all Quality, Pride, Pomp, and Circum…</w:t>
+        <w:t xml:space="preserve">Passage: …arewell the tranquil Mind! farewell content; Farewell the ploomed Troops and the big War That make Ambition Virtue! Oh! farewell! Farewell the neighing Steed, and the shrill Trump The spirit stirring Drum, th’ear piercing fife The Royal Banner and all Quality, Pride, Pomp, and Circum…</w:t>
       </w:r>
     </w:p>
     <w:p>
@@ -1875,7 +1825,7 @@
         </w:numPr>
       </w:pPr>
       <w:r>
-        <w:t xml:space="preserve">Passage: …at make Ambition Virtue! Oh! farewell! Farewell the neighing Steed, and the shrill Trump The spirit stirring Drum, thâear piercing fife The Royal Banner and all Quality, Pride, Pomp, and Circumstance of glorious War And Oh! you mortal Engines, whose rude Throats Thâimmortal…</w:t>
+        <w:t xml:space="preserve">Passage: …at make Ambition Virtue! Oh! farewell! Farewell the neighing Steed, and the shrill Trump The spirit stirring Drum, th’ear piercing fife The Royal Banner and all Quality, Pride, Pomp, and Circumstance of glorious War And Oh! you mortal Engines, whose rude Throats Th’immortal…</w:t>
       </w:r>
     </w:p>
     <w:p>
@@ -1964,7 +1914,7 @@
         </w:numPr>
       </w:pPr>
       <w:r>
-        <w:t xml:space="preserve">Passage: …Farewell the neighing Steed, and the shrill Trump The spirit stirring Drum, thâear piercing fife The Royal Banner and all Quality, Pride, Pomp, and Circumstance of glorious War And Oh! you mortal Engines, whose rude Throats Thâimmortal Joves dread Clamours counterfeit Farewell! Ot…</w:t>
+        <w:t xml:space="preserve">Passage: …Farewell the neighing Steed, and the shrill Trump The spirit stirring Drum, th’ear piercing fife The Royal Banner and all Quality, Pride, Pomp, and Circumstance of glorious War And Oh! you mortal Engines, whose rude Throats Th’immortal Joves dread Clamours counterfeit Farewell! Ot…</w:t>
       </w:r>
     </w:p>
     <w:p>
@@ -3032,7 +2982,7 @@
         </w:numPr>
       </w:pPr>
       <w:r>
-        <w:t xml:space="preserve">Passage: …re blown down. Lamentings heard iâthe air, strange screams of Death. Of dire Combustion and confusd Events New hatchd to the woeful time. The obscure bird clamourd the livelong night Some say the Earth was feverous and did shake. 3 Mackbeths Imagination was [struck?] and af…</w:t>
+        <w:t xml:space="preserve">Passage: …re blown down. Lamentings heard i’the air, strange screams of Death. Of dire Combustion and confusd Events New hatchd to the woeful time. The obscure bird clamourd the livelong night Some say the Earth was feverous and did shake. 3 Mackbeths Imagination was [struck?] and af…</w:t>
       </w:r>
     </w:p>
     <w:p>
@@ -3181,7 +3131,7 @@
         </w:numPr>
       </w:pPr>
       <w:r>
-        <w:t xml:space="preserve">Passage: …y of Heaven, an Execution that Mortal man cant Stayâthe Elements of Heaven, fire, Heat, Rain, Wind, &amp;c. Let me search for the Clue, which Led great Shakespeare into the Labyrinth of mental Nature! Let me examine how men think. Shakespeare had never seen in real Life Persons under the Influence of all those S…</w:t>
+        <w:t xml:space="preserve">Passage: …y of Heaven, an Execution that Mortal man cant Stay—the Elements of Heaven, fire, Heat, Rain, Wind, &amp;c. Let me search for the Clue, which Led great Shakespeare into the Labyrinth of mental Nature! Let me examine how men think. Shakespeare had never seen in real Life Persons under the Influence of all those S…</w:t>
       </w:r>
     </w:p>
     <w:p>
@@ -3849,7 +3799,7 @@
         </w:numPr>
       </w:pPr>
       <w:r>
-        <w:t xml:space="preserve">Passage: …at last, strives to turn it off with a Laugh.ââI wish I had it. Ide shew it, I know.ââBela really acts the Part of the Tamer of the Shrew in Shakespear. Thus a kind Look, an obliging Air, a civil Answer, is a boon that she cant obtain from her Husband. Farmers, Tradesmen, Soldiers, Sailors, People of…</w:t>
+        <w:t xml:space="preserve">Passage: …at last, strives to turn it off with a Laugh.—“I wish I had it. Ide shew it, I know.”—Bela really acts the Part of the Tamer of the Shrew in Shakespear. Thus a kind Look, an obliging Air, a civil Answer, is a boon that she cant obtain from her Husband. Farmers, Tradesmen, Soldiers, Sailors, People of…</w:t>
       </w:r>
     </w:p>
     <w:p>
@@ -4001,7 +3951,7 @@
         </w:numPr>
       </w:pPr>
       <w:r>
-        <w:t xml:space="preserve">Passage: …ren? When you compare her to the infamous miscreant, who lately stood on the gallows for starving her child? When you resemble her to Lady Macbeth in Shakespear, (I cannot think of it without horror) Who âhad given suck, and knew How tender âtwas to love the Babe that milkâd her.â But yet, who could â…</w:t>
+        <w:t xml:space="preserve">Passage: …ren? When you compare her to the infamous miscreant, who lately stood on the gallows for starving her child? When you resemble her to Lady Macbeth in Shakespear, (I cannot think of it without horror) Who “had given suck, and knew How tender ’twas to love the Babe that milk’d her.” But yet, who could â…</w:t>
       </w:r>
     </w:p>
     <w:p>
@@ -4153,7 +4103,7 @@
         </w:numPr>
       </w:pPr>
       <w:r>
-        <w:t xml:space="preserve">Passage: …âIf I would but go to Hell for an eternal Moment or so, I might be knighted.â Shakespeare. The Good of the governed is the End, and Rewards and Punishments are the Means of all Government. The Government of the Supream and alperfect Mind,…</w:t>
+        <w:t xml:space="preserve">Passage: …“If I would but go to Hell for an eternal Moment or so, I might be knighted.” Shakespeare. The Good of the governed is the End, and Rewards and Punishments are the Means of all Government. The Government of the Supream and alperfect Mind,…</w:t>
       </w:r>
     </w:p>
     <w:p>
@@ -4483,7 +4433,7 @@
         </w:numPr>
       </w:pPr>
       <w:r>
-        <w:t xml:space="preserve">Passage: …be shown to these officers on their arrival. The whole army, I think, should be drawn up upon the occasion, and all the pride, pomp, and circumstance of glorious war displayed;â no powder burned, however. There is something charming to me in the conduct of Washington. A gentleman of…</w:t>
+        <w:t xml:space="preserve">Passage: …be shown to these officers on their arrival. The whole army, I think, should be drawn up upon the occasion, and all the pride, pomp, and circumstance of glorious war displayed;— no powder burned, however. There is something charming to me in the conduct of Washington. A gentleman of…</w:t>
       </w:r>
     </w:p>
     <w:p>
@@ -4661,7 +4611,7 @@
         </w:numPr>
       </w:pPr>
       <w:r>
-        <w:t xml:space="preserve">Passage: …Philadelphia April 27. 1777 Aha!âexchanging the Pride, Pomp and Circumstance of Glorious War, for the soft Charms of Wedlock and domestic Felicity, 1 I supposeâabandoning Gun, Drum, Trumpet, Blunderbuss and Thu…</w:t>
+        <w:t xml:space="preserve">Passage: …Philadelphia April 27. 1777 Aha!—exchanging the Pride, Pomp and Circumstance of Glorious War, for the soft Charms of Wedlock and domestic Felicity, 1 I suppose—abandoning Gun, Drum, Trumpet, Blunderbuss and Thu…</w:t>
       </w:r>
     </w:p>
     <w:p>
@@ -4750,7 +4700,7 @@
         </w:numPr>
       </w:pPr>
       <w:r>
-        <w:t xml:space="preserve">Passage: …f History; here I can do nothing. The beauteous olive Branch will never decorate my Brows. I must Spend my Life, in the Pride, Pomp, and Circumstance of glorious War, without sharing any of its Laurels. My most profound Respects to Mrs. WarrenâI dread her History more than that of t…</w:t>
+        <w:t xml:space="preserve">Passage: …f History; here I can do nothing. The beauteous olive Branch will never decorate my Brows. I must Spend my Life, in the Pride, Pomp, and Circumstance of glorious War, without sharing any of its Laurels. My most profound Respects to Mrs. Warren—I dread her History more than that of t…</w:t>
       </w:r>
     </w:p>
     <w:p>
@@ -4915,7 +4865,7 @@
         </w:numPr>
       </w:pPr>
       <w:r>
-        <w:t xml:space="preserve">Passage: …Suffering the Spirit of the People to subside, and their Passions to cool, a matter of the last Importance, in War. âThere is a Tide in the affairs of Men, which taken at the Ebb leads on to Fortune.â 2 However, the Maxims of Government here are different, from mos…</w:t>
+        <w:t xml:space="preserve">Passage: …Suffering the Spirit of the People to subside, and their Passions to cool, a matter of the last Importance, in War. “There is a Tide in the affairs of Men, which taken at the Ebb leads on to Fortune.” 2 However, the Maxims of Government here are different, from mos…</w:t>
       </w:r>
     </w:p>
     <w:p>
@@ -5004,7 +4954,7 @@
         </w:numPr>
       </w:pPr>
       <w:r>
-        <w:t xml:space="preserve">Passage: …ain. Herods murder of the Innocents was a trifle in comparison. 2 Lady Macbeth uttered a Sentiment a little like it. âI have given Suck; and know how tender tis to love the Babe that milks me: yet would I: even when âtwas smiling in my face; have plucked my Nipple fr…</w:t>
+        <w:t xml:space="preserve">Passage: …ain. Herods murder of the Innocents was a trifle in comparison. 2 Lady Macbeth uttered a Sentiment a little like it. “I have given Suck; and know how tender tis to love the Babe that milks me: yet would I: even when ’twas smiling in my face; have plucked my Nipple fr…</w:t>
       </w:r>
     </w:p>
     <w:p>
@@ -5093,7 +5043,7 @@
         </w:numPr>
       </w:pPr>
       <w:r>
-        <w:t xml:space="preserve">Passage: …nts was a trifle in comparison. 2 Lady Macbeth uttered a Sentiment a little like it. âI have given Suck; and know how tender tis to love the Babe that milks me: yet would I: even when âtwas smiling in my face; have plucked my Nipple from its boneless Gums and dashâd…</w:t>
+        <w:t xml:space="preserve">Passage: …nts was a trifle in comparison. 2 Lady Macbeth uttered a Sentiment a little like it. “I have given Suck; and know how tender tis to love the Babe that milks me: yet would I: even when ’twas smiling in my face; have plucked my Nipple from its boneless Gums and dash’d…</w:t>
       </w:r>
     </w:p>
     <w:p>
@@ -5258,7 +5208,7 @@
         </w:numPr>
       </w:pPr>
       <w:r>
-        <w:t xml:space="preserve">Passage: …is a Manufacture, it is the Effect of Government and Education &amp;câS. run on about the Panurge, Pantagruel &amp;c. of Rabelais, the Romeo and Julliet of Shakespeare, the Mandragore of Machiavel, the Tartuff of Moliere, &amp;c. &amp;c.…</w:t>
+        <w:t xml:space="preserve">Passage: …is a Manufacture, it is the Effect of Government and Education &amp;c—S. run on about the Panurge, Pantagruel &amp;c. of Rabelais, the Romeo and Julliet of Shakespeare, the Mandragore of Machiavel, the Tartuff of Moliere, &amp;c. &amp;c.…</w:t>
       </w:r>
     </w:p>
     <w:p>
@@ -5588,7 +5538,7 @@
         </w:numPr>
       </w:pPr>
       <w:r>
-        <w:t xml:space="preserve">Passage: …heretofore, so often to undertake Trusts out of all Proportion to my Talents, and having been Supported through them by good Fortune, and the favour of the World, I must again rely upon the Same Assistance.â one Comfort has always attended me.â I have been always best su…</w:t>
+        <w:t xml:space="preserve">Passage: …heretofore, so often to undertake Trusts out of all Proportion to my Talents, and having been Supported through them by good Fortune, and the favour of the World, I must again rely upon the Same Assistance.— one Comfort has always attended me.— I have been always best su…</w:t>
       </w:r>
     </w:p>
     <w:p>
@@ -5677,7 +5627,7 @@
         </w:numPr>
       </w:pPr>
       <w:r>
-        <w:t xml:space="preserve">Passage: …shall realize the raving in the Tempest, which Charles quoted to me in his last Letter. âIn the Commonwealth We shall by contraries execute all Things: for no kind of Trafic shall We admit; no name of Magistrate; Letters will not be known, wealth, Poverty and Use of service non…</w:t>
+        <w:t xml:space="preserve">Passage: …shall realize the raving in the Tempest, which Charles quoted to me in his last Letter. “In the Commonwealth We shall by contraries execute all Things: for no kind of Trafic shall We admit; no name of Magistrate; Letters will not be known, wealth, Poverty and Use of service non…</w:t>
       </w:r>
     </w:p>
     <w:p>
@@ -6478,7 +6428,7 @@
         </w:numPr>
       </w:pPr>
       <w:r>
-        <w:t xml:space="preserve">Passage: …rd Pike, knife, Gun, or need of any Engine Would I not have; But nature should bring forth of its own kind, all foizon, all Abundance to feed my innocent People.â 4 This is Lubberland indeedâ Le Pays de Cocain, I believe the French call it.â 5 but it is terra incognita.â…</w:t>
+        <w:t xml:space="preserve">Passage: …rd Pike, knife, Gun, or need of any Engine Would I not have; But nature should bring forth of its own kind, all foizon, all Abundance to feed my innocent People.” 4 This is Lubberland indeed— Le Pays de Cocain, I believe the French call it.— 5 but it is terra incognita.—…</w:t>
       </w:r>
     </w:p>
     <w:p>
@@ -6554,7 +6504,7 @@
         </w:numPr>
       </w:pPr>
       <w:r>
-        <w:t xml:space="preserve">Passage: …ription of Lubberland or what do the French call it? Pays de Cocany or some such Word. Does he get this, says I, from Old Chauar, or Spencer, or from shakespear? Young M r Otis, turned me to the Passage in elegant Extractsâ 1 It is it seems from the Tempest, which was to me, once very familiarâ Hence I se…</w:t>
+        <w:t xml:space="preserve">Passage: …ription of Lubberland or what do the French call it? Pays de Cocany or some such Word. Does he get this, says I, from Old Chauar, or Spencer, or from shakespear? Young M r Otis, turned me to the Passage in elegant Extracts— 1 It is it seems from the Tempest, which was to me, once very familiar— Hence I se…</w:t>
       </w:r>
     </w:p>
     <w:p>
@@ -6630,7 +6580,7 @@
         </w:numPr>
       </w:pPr>
       <w:r>
-        <w:t xml:space="preserve">Passage: …this, says I, from Old Chauar, or Spencer, or from shakespear? Young M r Otis, turned me to the Passage in elegant Extractsâ 1 It is it seems from the Tempest, which was to me, once very familiarâ Hence I see, my Memory is not so quick as it was once. next time you quote mark the quotation that one may lo…</w:t>
+        <w:t xml:space="preserve">Passage: …this, says I, from Old Chauar, or Spencer, or from shakespear? Young M r Otis, turned me to the Passage in elegant Extracts— 1 It is it seems from the Tempest, which was to me, once very familiar— Hence I see, my Memory is not so quick as it was once. next time you quote mark the quotation that one may lo…</w:t>
       </w:r>
     </w:p>
     <w:p>
@@ -6782,7 +6732,7 @@
         </w:numPr>
       </w:pPr>
       <w:r>
-        <w:t xml:space="preserve">Passage: …the Bar it will be early enough to go to Europe. By your Representation M r Joshua Sands has been your good Friend. I can only Say in the Language of shakespear âWhenever you have made a Friend, upon virtuous Principles grapple him to your Soul with hooks of Steel.â 1 If M r Sandsâs Experience should re…</w:t>
+        <w:t xml:space="preserve">Passage: …the Bar it will be early enough to go to Europe. By your Representation M r Joshua Sands has been your good Friend. I can only Say in the Language of shakespear “Whenever you have made a Friend, upon virtuous Principles grapple him to your Soul with hooks of Steel.” 1 If M r Sands’s Experience should re…</w:t>
       </w:r>
     </w:p>
     <w:p>
@@ -6871,7 +6821,7 @@
         </w:numPr>
       </w:pPr>
       <w:r>
-        <w:t xml:space="preserve">Passage: …hink of it. The Conduct of PhÅbeâs Husband therefore would not be an Object of Imitation for me. 3 I have been young and know how tender âtis to love. I have never dictated to my Children. Perhaps it would have been better in two Instances, if I had.â I wish them to…</w:t>
+        <w:t xml:space="preserve">Passage: …hink of it. The Conduct of PhÅbe’s Husband therefore would not be an Object of Imitation for me. 3 I have been young and know how tender ’tis to love. I have never dictated to my Children. Perhaps it would have been better in two Instances, if I had.— I wish them to…</w:t>
       </w:r>
     </w:p>
     <w:p>
@@ -7049,7 +6999,7 @@
         </w:numPr>
       </w:pPr>
       <w:r>
-        <w:t xml:space="preserve">Passage: …ns and Daughters to dispose of, and what then? Why then it will be Said O America! What mightâest thou do, that honor would thee do, Were all thy Children kind and natural! But see thy fault! France or England hath in thee found out A nest of hollow Bosoms, which he fills.…</w:t>
+        <w:t xml:space="preserve">Passage: …ns and Daughters to dispose of, and what then? Why then it will be Said O America! What might’est thou do, that honor would thee do, Were all thy Children kind and natural! But see thy fault! France or England hath in thee found out A nest of hollow Bosoms, which he fills.…</w:t>
       </w:r>
     </w:p>
     <w:p>
@@ -7138,7 +7088,7 @@
         </w:numPr>
       </w:pPr>
       <w:r>
-        <w:t xml:space="preserve">Passage: …hat then? Why then it will be Said O America! What mightâest thou do, that honor would thee do, Were all thy Children kind and natural! But see thy fault! France or England hath in thee found out A nest of hollow Bosoms, which he fills. With regard to Judge Chaceâs Tryal…</w:t>
+        <w:t xml:space="preserve">Passage: …hat then? Why then it will be Said O America! What might’est thou do, that honor would thee do, Were all thy Children kind and natural! But see thy fault! France or England hath in thee found out A nest of hollow Bosoms, which he fills. With regard to Judge Chace’s Tryal…</w:t>
       </w:r>
     </w:p>
     <w:p>
@@ -7227,7 +7177,7 @@
         </w:numPr>
       </w:pPr>
       <w:r>
-        <w:t xml:space="preserve">Passage: …tâest thou do, that honor would thee do, Were all thy Children kind and natural! But see thy fault! France or England hath in thee found out A nest of hollow Bosoms, which he fills. With regard to Judge Chaceâs Tryal, were I in your Situation I would read every Imp…</w:t>
+        <w:t xml:space="preserve">Passage: …t’est thou do, that honor would thee do, Were all thy Children kind and natural! But see thy fault! France or England hath in thee found out A nest of hollow Bosoms, which he fills. With regard to Judge Chace’s Tryal, were I in your Situation I would read every Imp…</w:t>
       </w:r>
     </w:p>
     <w:p>
@@ -7316,7 +7266,7 @@
         </w:numPr>
       </w:pPr>
       <w:r>
-        <w:t xml:space="preserve">Passage: …uld thee do, Were all thy Children kind and natural! But see thy fault! France or England hath in thee found out A nest of hollow Bosoms, which he fills. With regard to Judge Chaceâs Tryal, were I in your Situation I would read every Impeachment, that is to be found in the St…</w:t>
+        <w:t xml:space="preserve">Passage: …uld thee do, Were all thy Children kind and natural! But see thy fault! France or England hath in thee found out A nest of hollow Bosoms, which he fills. With regard to Judge Chace’s Tryal, were I in your Situation I would read every Impeachment, that is to be found in the St…</w:t>
       </w:r>
     </w:p>
     <w:p>
@@ -7392,7 +7342,7 @@
         </w:numPr>
       </w:pPr>
       <w:r>
-        <w:t xml:space="preserve">Passage: …fficacious, may be hereafter of more consequence to your Country, than you may now imagine. I have been uncommonly engaged and interrested in Reading Shakespeare, and particularly his Historical Dramaâs which I have read through once with Attention, and have almost compleated the Second time. During that Per…</w:t>
+        <w:t xml:space="preserve">Passage: …fficacious, may be hereafter of more consequence to your Country, than you may now imagine. I have been uncommonly engaged and interrested in Reading Shakespeare, and particularly his Historical Drama’s which I have read through once with Attention, and have almost compleated the Second time. During that Per…</w:t>
       </w:r>
     </w:p>
     <w:p>
@@ -7468,7 +7418,7 @@
         </w:numPr>
       </w:pPr>
       <w:r>
-        <w:t xml:space="preserve">Passage: …er all his life; but he enters into every scence of human life, and seems to know the thoughts and feelings of all men, high and low, as perfectly as Shakespeare, who spent all his life among the wretches. In my last I forgot to mention Butlerâs sermons, which I have had almost by heart, these fifty years. T…</w:t>
+        <w:t xml:space="preserve">Passage: …er all his life; but he enters into every scence of human life, and seems to know the thoughts and feelings of all men, high and low, as perfectly as Shakespeare, who spent all his life among the wretches. In my last I forgot to mention Butler’s sermons, which I have had almost by heart, these fifty years. T…</w:t>
       </w:r>
     </w:p>
     <w:p>
@@ -7544,7 +7494,7 @@
         </w:numPr>
       </w:pPr>
       <w:r>
-        <w:t xml:space="preserve">Passage: …tion in any language that pleases me, though the Thing itself is the most striking beauty in Poetry oratory and every Species of fine Writing. Homer, Shakespeare are the most indebted to it. Our Franklin, owes a great part of his Merit to itâIt is not less visible or attractive in Architecture Painting and S…</w:t>
+        <w:t xml:space="preserve">Passage: …tion in any language that pleases me, though the Thing itself is the most striking beauty in Poetry oratory and every Species of fine Writing. Homer, Shakespeare are the most indebted to it. Our Franklin, owes a great part of his Merit to it—It is not less visible or attractive in Architecture Painting and S…</w:t>
       </w:r>
     </w:p>
     <w:p>
@@ -7722,7 +7672,7 @@
         </w:numPr>
       </w:pPr>
       <w:r>
-        <w:t xml:space="preserve">Passage: …s suffering the spirit of the people to subside, and their passions to cool, a matter of the last importance in war. âThere is a tide in the affairs of men, which, taken at the ebb, leads on to fortune.â However, the maxims of government here are different from most…</w:t>
+        <w:t xml:space="preserve">Passage: …s suffering the spirit of the people to subside, and their passions to cool, a matter of the last importance in war. “There is a tide in the affairs of men, which, taken at the ebb, leads on to fortune.” However, the maxims of government here are different from most…</w:t>
       </w:r>
     </w:p>
     <w:p>
@@ -7887,7 +7837,7 @@
         </w:numPr>
       </w:pPr>
       <w:r>
-        <w:t xml:space="preserve">Passage: …âI know it Tom as well as you do. But why do you tell me of it? I had rather you Should Strike me.â This was one of those Touches of Nature, that Shakespeare or Cervantes would have noted in his Ivory Book. But why do you make so much ado about nothing. Of what Use can it be for Jefferson and me to exchang…</w:t>
+        <w:t xml:space="preserve">Passage: …“I know it Tom as well as you do. But why do you tell me of it? I had rather you Should Strike me.” This was one of those Touches of Nature, that Shakespeare or Cervantes would have noted in his Ivory Book. But why do you make so much ado about nothing. Of what Use can it be for Jefferson and me to exchang…</w:t>
       </w:r>
     </w:p>
     <w:p>
@@ -7963,7 +7913,7 @@
         </w:numPr>
       </w:pPr>
       <w:r>
-        <w:t xml:space="preserve">Passage: …hould Strike me.â This was one of those Touches of Nature, that Shakespeare or Cervantes would have noted in his Ivory Book. But why do you make so much ado about nothing. Of what Use can it be for Jefferson and me to exchange Letters. I have nothing to Say to him, but to wish him an easy Journey to Heaven when he goes…</w:t>
+        <w:t xml:space="preserve">Passage: …hould Strike me.” This was one of those Touches of Nature, that Shakespeare or Cervantes would have noted in his Ivory Book. But why do you make so much ado about nothing. Of what Use can it be for Jefferson and me to exchange Letters. I have nothing to Say to him, but to wish him an easy Journey to Heaven when he goes…</w:t>
       </w:r>
     </w:p>
     <w:p>
@@ -8306,7 +8256,7 @@
         </w:numPr>
       </w:pPr>
       <w:r>
-        <w:t xml:space="preserve">Passage: …estion whether Demons and their Prince are the Same Spirits as the Devil and his Angels, did not necessarily fall within the Compass of your Inquiry. Shakespeare and Pringle were not adepts in the Science of Biblical Criticism, which is now in the full tide of Successful Experiment.â (Where will it end?) See…</w:t>
+        <w:t xml:space="preserve">Passage: …estion whether Demons and their Prince are the Same Spirits as the Devil and his Angels, did not necessarily fall within the Compass of your Inquiry. Shakespeare and Pringle were not adepts in the Science of Biblical Criticism, which is now in the full tide of Successful Experiment.— (Where will it end?) See…</w:t>
       </w:r>
     </w:p>
     <w:p>
@@ -8547,7 +8497,7 @@
         </w:numPr>
       </w:pPr>
       <w:r>
-        <w:t xml:space="preserve">Passage: …rench, English, and biblical. I have an Assembly of Ladies in my Family, to a Committee of whom I have referred your quotations and Commentaries upon Shakespeare. I rather incline to Johnson. The â Hand â was a Punn. My Friend Whiteford the Cross reader was not more addicted to Punns, quibbles, points and…</w:t>
+        <w:t xml:space="preserve">Passage: …rench, English, and biblical. I have an Assembly of Ladies in my Family, to a Committee of whom I have referred your quotations and Commentaries upon Shakespeare. I rather incline to Johnson. The “ Hand ” was a Punn. My Friend Whiteford the Cross reader was not more addicted to Punns, quibbles, points and…</w:t>
       </w:r>
     </w:p>
     <w:p>
@@ -8623,7 +8573,7 @@
         </w:numPr>
       </w:pPr>
       <w:r>
-        <w:t xml:space="preserve">Passage: …line to Johnson. The â Hand â was a Punn. My Friend Whiteford the Cross reader was not more addicted to Punns, quibbles, points and conceits than Shakespeare. Be not Surprised, if you Should hear that I am advanced to the Rank and honour of Homer and Milton in blindness. John Adams…</w:t>
+        <w:t xml:space="preserve">Passage: …line to Johnson. The “ Hand ” was a Punn. My Friend Whiteford the Cross reader was not more addicted to Punns, quibbles, points and conceits than Shakespeare. Be not Surprised, if you Should hear that I am advanced to the Rank and honour of Homer and Milton in blindness. John Adams…</w:t>
       </w:r>
     </w:p>
     <w:p>
@@ -8940,7 +8890,7 @@
         </w:numPr>
       </w:pPr>
       <w:r>
-        <w:t xml:space="preserve">Passage: …ough his eccentric performances.â The People of England, like all other People, are very fond, of discovering Plagiarisms in great Writers; Milton, Shakespeare, Franklin have undergone this Ordeal Tryall. And now Sterne is taken in hand. One loves to know what can be Said in Such cases; and therefore I wish…</w:t>
+        <w:t xml:space="preserve">Passage: …ough his eccentric performances.” The People of England, like all other People, are very fond, of discovering Plagiarisms in great Writers; Milton, Shakespeare, Franklin have undergone this Ordeal Tryall. And now Sterne is taken in hand. One loves to know what can be Said in Such cases; and therefore I wish…</w:t>
       </w:r>
     </w:p>
     <w:p>
@@ -9105,7 +9055,7 @@
         </w:numPr>
       </w:pPr>
       <w:r>
-        <w:t xml:space="preserve">Passage: …ion for the legislative Attainments of that great man. Franklinâs doctri[ ne ] is equivalent to âCry havock![ â ] and let Slip the dogs of War civil and Foreign, till a despot Shall come in to lay the dogs prostrate with his languadge and dessipate in thin Air a…</w:t>
+        <w:t xml:space="preserve">Passage: …ion for the legislative Attainments of that great man. Franklin’s doctri[ ne ] is equivalent to “Cry havock![ ” ] and let Slip the dogs of War civil and Foreign, till a despot Shall come in to lay the dogs prostrate with his languadge and dessipate in thin Air a…</w:t>
       </w:r>
     </w:p>
     <w:p>
@@ -9181,7 +9131,7 @@
         </w:numPr>
       </w:pPr>
       <w:r>
-        <w:t xml:space="preserve">Passage: …happiness by keeping up a constant terror in the minds of a great part of man kindâfor fear is a painful and distressing passion. I could wish that Shakespear had been asleep when he imagined or borrowed from Teutonic tales his ghost of Hamlet &lt; the &gt; his witches in Macbeth his queen Macb &amp; his Oberon. I co…</w:t>
+        <w:t xml:space="preserve">Passage: …happiness by keeping up a constant terror in the minds of a great part of man kind—for fear is a painful and distressing passion. I could wish that Shakespear had been asleep when he imagined or borrowed from Teutonic tales his ghost of Hamlet &lt; the &gt; his witches in Macbeth his queen Macb &amp; his Oberon. I co…</w:t>
       </w:r>
     </w:p>
     <w:p>
@@ -9257,7 +9207,7 @@
         </w:numPr>
       </w:pPr>
       <w:r>
-        <w:t xml:space="preserve">Passage: …happiness by keeping up a constant terror in the minds of a great part of mankindâfor fear is a painful and distressing passion. I could wish that Shakespear had been asleep when he imagined or borrowed from Teutonic tales his gost of Hamlet, his Witches in Macbeth, his Queen Mab, and his Oberon. I could w…</w:t>
+        <w:t xml:space="preserve">Passage: …happiness by keeping up a constant terror in the minds of a great part of mankind—for fear is a painful and distressing passion. I could wish that Shakespear had been asleep when he imagined or borrowed from Teutonic tales his gost of Hamlet, his Witches in Macbeth, his Queen Mab, and his Oberon. I could w…</w:t>
       </w:r>
     </w:p>
     <w:p>
@@ -9409,7 +9359,7 @@
         </w:numPr>
       </w:pPr>
       <w:r>
-        <w:t xml:space="preserve">Passage: …and Social affections, and genuine poetical imagery that if you &lt; will &gt; had cultivate the muses as much as you have politicks you might have made a Shakespear, a Milton or a Pope, for anything that I know, &lt; how &gt; âHow sweet an Ovid, is in Murray lostâ The posey or nosegay of October 30th. is carefully…</w:t>
+        <w:t xml:space="preserve">Passage: …and Social affections, and genuine poetical imagery that if you &lt; will &gt; had cultivate the muses as much as you have politicks you might have made a Shakespear, a Milton or a Pope, for anything that I know, &lt; how &gt; “How sweet an Ovid, is in Murray lost” The posey or nosegay of October 30th. is carefully…</w:t>
       </w:r>
     </w:p>
     <w:p>
@@ -9485,7 +9435,7 @@
         </w:numPr>
       </w:pPr>
       <w:r>
-        <w:t xml:space="preserve">Passage: …tural, and social affections, and genuine poetical imagery; that if you had cultivated the muses as much as you have politicks, you might have made a Shakespear, a Milton, or a Pope, for any thing that I knowâ How sweet an Ovid, is in Murray lostâ The poesy, or nosegay of October 30th. is carefully locked…</w:t>
+        <w:t xml:space="preserve">Passage: …tural, and social affections, and genuine poetical imagery; that if you had cultivated the muses as much as you have politicks, you might have made a Shakespear, a Milton, or a Pope, for any thing that I know— How sweet an Ovid, is in Murray lost” The poesy, or nosegay of October 30th. is carefully locked…</w:t>
       </w:r>
     </w:p>
     <w:p>
@@ -9561,7 +9511,7 @@
         </w:numPr>
       </w:pPr>
       <w:r>
-        <w:t xml:space="preserve">Passage: …arter &amp; unbowel , the best plays in the language. Poor Othello was a few nights since so cruelly mangled that I actually pitied both him &amp; his father Shakespeare. Desdemonaâs lot was indeed a happy one compared with his. She sweet thing was smothered &amp; there was an end of her; but he was torn to pieces inch…</w:t>
+        <w:t xml:space="preserve">Passage: …arter &amp; unbowel , the best plays in the language. Poor Othello was a few nights since so cruelly mangled that I actually pitied both him &amp; his father Shakespeare. Desdemona’s lot was indeed a happy one compared with his. She sweet thing was smothered &amp; there was an end of her; but he was torn to pieces inch…</w:t>
       </w:r>
     </w:p>
     <w:bookmarkEnd w:id="16"/>
@@ -9735,7 +9685,7 @@
         </w:numPr>
       </w:pPr>
       <w:r>
-        <w:t xml:space="preserve">Passage: …v. 8vo. Donaldson. Edinburgh 1762. 10/ Hooleâs Tasso. 12mo. 5/ Ossian with Blairâs criticisms. 2 v. 8vo. 10/ Telemachus by Dodsley. 6/ Capellâs Shakespear. 12mo. 30/ Drydenâs plays. 6 v. 12mo. 18/ Addisonâs plays. 12mo. 3/ Otwayâs plays. 3 v. 12mo. 9/ Roweâs works. 2 v. 12mo. 6/ Thompsonâs wor…</w:t>
+        <w:t xml:space="preserve">Passage: …v. 8vo. Donaldson. Edinburgh 1762. 10/ Hoole’s Tasso. 12mo. 5/ Ossian with Blair’s criticisms. 2 v. 8vo. 10/ Telemachus by Dodsley. 6/ Capell’s Shakespear. 12mo. 30/ Dryden’s plays. 6 v. 12mo. 18/ Addison’s plays. 12mo. 3/ Otway’s plays. 3 v. 12mo. 9/ Rowe’s works. 2 v. 12mo. 6/ Thompson’s wor…</w:t>
       </w:r>
     </w:p>
     <w:p>
@@ -9887,7 +9837,7 @@
         </w:numPr>
       </w:pPr>
       <w:r>
-        <w:t xml:space="preserve">Passage: …n design in gardening. Jennings on medals. Harrisâs Hermes 8vo. âââ three treatises 8vo. Wartonâs observns. on Spenser. 2. v. 8vo. Essay on Shakespeare. 8vo. Jones poeseos Asiaticae comment. 8vo. unbound. London catalogue of books. pamphlet Suidae lexicon. 3. v. fol. injured. Sallust. Foulis. 12mo. W…</w:t>
+        <w:t xml:space="preserve">Passage: …n design in gardening. Jennings on medals. Harris’s Hermes 8vo. ——— three treatises 8vo. Warton’s observns. on Spenser. 2. v. 8vo. Essay on Shakespeare. 8vo. Jones poeseos Asiaticae comment. 8vo. unbound. London catalogue of books. pamphlet Suidae lexicon. 3. v. fol. injured. Sallust. Foulis. 12mo. W…</w:t>
       </w:r>
     </w:p>
     <w:p>
@@ -9963,7 +9913,7 @@
         </w:numPr>
       </w:pPr>
       <w:r>
-        <w:t xml:space="preserve">Passage: …st possible, such as you may have seen me use, if you should happen to have noticed mine. They cost about a dollar. The remaining numbers of Bellâs Shakespeare, petit format. I have the eleven first numbers. A pair of brass dividers, 6. Inches long, with a leg to slide out. A draw pen, and pencil leg, both m…</w:t>
+        <w:t xml:space="preserve">Passage: …st possible, such as you may have seen me use, if you should happen to have noticed mine. They cost about a dollar. The remaining numbers of Bell’s Shakespeare, petit format. I have the eleven first numbers. A pair of brass dividers, 6. Inches long, with a leg to slide out. A draw pen, and pencil leg, both m…</w:t>
       </w:r>
     </w:p>
     <w:p>
@@ -10039,7 +9989,7 @@
         </w:numPr>
       </w:pPr>
       <w:r>
-        <w:t xml:space="preserve">Passage: …ubles de lâAmerique. I have the two first volumes; if any more be come out, I shall be glad to receive them; or whenever they do come out. Bellâs Shakespeare. The nos. since 25. I have 25. numbers. On fine paper. Monthly and Critical reviews since those I have received. Jefferyâs historical chart. Priest…</w:t>
+        <w:t xml:space="preserve">Passage: …ubles de l’Amerique. I have the two first volumes; if any more be come out, I shall be glad to receive them; or whenever they do come out. Bell’s Shakespeare. The nos. since 25. I have 25. numbers. On fine paper. Monthly and Critical reviews since those I have received. Jeffery’s historical chart. Priest…</w:t>
       </w:r>
     </w:p>
     <w:p>
@@ -10115,7 +10065,7 @@
         </w:numPr>
       </w:pPr>
       <w:r>
-        <w:t xml:space="preserve">Passage: …ct. 3. v. 8vo. 9 Davis. Kirwanâs estimate of the temperature of different climates. 10 Elmesley. Sylva. or the wood. 8vo. 5/. Payne &amp; son. Bellâs Shakespeare. I have the first 32. Nos. Send me what is since published. Hargraveâs Coke Littleton. I have as far as page 330. Send me what has since come out.…</w:t>
+        <w:t xml:space="preserve">Passage: …ct. 3. v. 8vo. 9 Davis. Kirwan’s estimate of the temperature of different climates. 10 Elmesley. Sylva. or the wood. 8vo. 5/. Payne &amp; son. Bell’s Shakespeare. I have the first 32. Nos. Send me what is since published. Hargrave’s Coke Littleton. I have as far as page 330. Send me what has since come out.…</w:t>
       </w:r>
     </w:p>
     <w:p>
@@ -10191,7 +10141,7 @@
         </w:numPr>
       </w:pPr>
       <w:r>
-        <w:t xml:space="preserve">Passage: …g not received any Reviews from you since those of August, I am uninformed how they have treated it. I suppose too there are more volumes of Bellâs Shakespeare (fine paper) out now, and something more of Coke Littleton. Be so good as to send these articles with those desired in my letter of Octob. 10. and ad…</w:t>
+        <w:t xml:space="preserve">Passage: …g not received any Reviews from you since those of August, I am uninformed how they have treated it. I suppose too there are more volumes of Bell’s Shakespeare (fine paper) out now, and something more of Coke Littleton. Be so good as to send these articles with those desired in my letter of Octob. 10. and ad…</w:t>
       </w:r>
     </w:p>
     <w:p>
@@ -10267,7 +10217,7 @@
         </w:numPr>
       </w:pPr>
       <w:r>
-        <w:t xml:space="preserve">Passage: …n a journey. To those desired in the letters above referred to be pleased to add the following. Priestleyâs biographical chart &amp; pamphlet. Bellâs Shakespeare. No. 50 &amp; the subsequent ones. I have No. 49. &amp; preceding. Hargraveâs Coke Littleton after folio 395. to which I have. Monthly &amp; Critical reviews a…</w:t>
+        <w:t xml:space="preserve">Passage: …n a journey. To those desired in the letters above referred to be pleased to add the following. Priestley’s biographical chart &amp; pamphlet. Bell’s Shakespeare. No. 50 &amp; the subsequent ones. I have No. 49. &amp; preceding. Hargrave’s Coke Littleton after folio 395. to which I have. Monthly &amp; Critical reviews a…</w:t>
       </w:r>
     </w:p>
     <w:p>
@@ -10343,7 +10293,7 @@
         </w:numPr>
       </w:pPr>
       <w:r>
-        <w:t xml:space="preserve">Passage: …history. Dilly. Families of plants by the Litchfeild society. 2. vols. 8vo. Mc.kenzieâs strictures on Tarletonâs history. Faulder. Concordance to Shakespeare. Robinsons. Indian vocabulary. 12mo. Stockdale. Additions to Robertsonâs history of Scotland. 8vo. Cadell. Additions to Robertsonâs history of Am…</w:t>
+        <w:t xml:space="preserve">Passage: …history. Dilly. Families of plants by the Litchfeild society. 2. vols. 8vo. Mc.kenzie’s strictures on Tarleton’s history. Faulder. Concordance to Shakespeare. Robinsons. Indian vocabulary. 12mo. Stockdale. Additions to Robertson’s history of Scotland. 8vo. Cadell. Additions to Robertson’s history of Am…</w:t>
       </w:r>
     </w:p>
     <w:p>
@@ -10495,7 +10445,7 @@
         </w:numPr>
       </w:pPr>
       <w:r>
-        <w:t xml:space="preserve">Passage: …in England, thoâ I do not expect better. Do the busts of the same persons, Newton, Locke, &amp;c. exist, and what would they cost in plaster? Bellâs Shakespere tells us that the only genuine picture of Shakespere is in possession of the earl of Chandos. I suppose the lives of the other authors prefixed to th…</w:t>
+        <w:t xml:space="preserve">Passage: …in England, tho’ I do not expect better. Do the busts of the same persons, Newton, Locke, &amp;c. exist, and what would they cost in plaster? Bell’s Shakespere tells us that the only genuine picture of Shakespere is in possession of the earl of Chandos. I suppose the lives of the other authors prefixed to th…</w:t>
       </w:r>
     </w:p>
     <w:p>
@@ -10571,7 +10521,7 @@
         </w:numPr>
       </w:pPr>
       <w:r>
-        <w:t xml:space="preserve">Passage: …sts of the same persons, Newton, Locke, &amp;c. exist, and what would they cost in plaster? Bellâs Shakespere tells us that the only genuine picture of Shakespere is in possession of the earl of Chandos. I suppose the lives of the other authors prefixed to their works will say where their pictures exist. I am w…</w:t>
+        <w:t xml:space="preserve">Passage: …sts of the same persons, Newton, Locke, &amp;c. exist, and what would they cost in plaster? Bell’s Shakespere tells us that the only genuine picture of Shakespere is in possession of the earl of Chandos. I suppose the lives of the other authors prefixed to their works will say where their pictures exist. I am w…</w:t>
       </w:r>
     </w:p>
     <w:p>
@@ -10647,7 +10597,7 @@
         </w:numPr>
       </w:pPr>
       <w:r>
-        <w:t xml:space="preserve">Passage: …Washington Dec. 13. 07. Sir I see by an advertisement in Poulsonâs paper of the 11th. that you have for sale Sharpâs Shakespear in 9. vols 32mo. I will thank you to send it to me, the size being the circumstance which recommends it. althoâ I do not find on your catalogue Joh…</w:t>
+        <w:t xml:space="preserve">Passage: …Washington Dec. 13. 07. Sir I see by an advertisement in Poulson’s paper of the 11th. that you have for sale Sharp’s Shakespear in 9. vols 32mo. I will thank you to send it to me, the size being the circumstance which recommends it. altho’ I do not find on your catalogue Joh…</w:t>
       </w:r>
     </w:p>
     <w:p>
@@ -11027,7 +10977,7 @@
         </w:numPr>
       </w:pPr>
       <w:r>
-        <w:t xml:space="preserve">Passage: …etained. when these local vocabularies are published and digested together into a single one it is probable we shall find that there is not a word in Shakespear which is not now in use in some of the counties in England, from whence we may obtain itâs true sense. and what an exchange will their recovery be…</w:t>
+        <w:t xml:space="preserve">Passage: …etained. when these local vocabularies are published and digested together into a single one it is probable we shall find that there is not a word in Shakespear which is not now in use in some of the counties in England, from whence we may obtain it’s true sense. and what an exchange will their recovery be…</w:t>
       </w:r>
     </w:p>
     <w:p>
@@ -11429,7 +11379,7 @@
         </w:numPr>
       </w:pPr>
       <w:r>
-        <w:t xml:space="preserve">Passage: …house. Addressed: To / Mr Jonathan Williams / at Mrs Stevensonâs / Craven street / London / per favour of Capt. Loxley [ In Loxleyâs hand: ] Mr. Shakespeare please deliver the enclosâd to Mr. D. Barclays care opposite Bow Church and will obloige yours &amp;c B L Chapeside 108…</w:t>
+        <w:t xml:space="preserve">Passage: …house. Addressed: To / Mr Jonathan Williams / at Mrs Stevenson’s / Craven street / London / per favour of Capt. Loxley [ In Loxley’s hand: ] Mr. Shakespeare please deliver the enclos’d to Mr. D. Barclays care opposite Bow Church and will obloige yours &amp;c B L Chapeside 108…</w:t>
       </w:r>
     </w:p>
     <w:p>
@@ -11505,7 +11455,7 @@
         </w:numPr>
       </w:pPr>
       <w:r>
-        <w:t xml:space="preserve">Passage: …be, that Count de V. and myself are continually plotting against him &amp; employing the News Writers of Europe to depreciate his Character, &amp;ca. but as Shakespear says, âTrifles light as Air, &amp;ca.â 4 I am persuaded however that he means well for his Country, is always an honest Man, often a Wise One, but so…</w:t>
+        <w:t xml:space="preserve">Passage: …be, that Count de V. and myself are continually plotting against him &amp; employing the News Writers of Europe to depreciate his Character, &amp;ca. but as Shakespear says, “Trifles light as Air, &amp;ca.” 4 I am persuaded however that he means well for his Country, is always an honest Man, often a Wise One, but so…</w:t>
       </w:r>
     </w:p>
     <w:bookmarkEnd w:id="18"/>
@@ -11603,7 +11553,7 @@
         </w:numPr>
       </w:pPr>
       <w:r>
-        <w:t xml:space="preserve">Passage: …s, to speak evil of any one, unless there is unequivocal proofs of their deserving it, is an injury for which there is no adequate reparation; for as Shakespear saysââhe that robs me of my good name, enriches not himself, but renders me poor indeedââor words to that effect. 4 I have said thus much, be…</w:t>
+        <w:t xml:space="preserve">Passage: …s, to speak evil of any one, unless there is unequivocal proofs of their deserving it, is an injury for which there is no adequate reparation; for as Shakespear says—“he that robs me of my good name, enriches not himself, but renders me poor indeed”—or words to that effect. 4 I have said thus much, be…</w:t>
       </w:r>
     </w:p>
     <w:bookmarkEnd w:id="19"/>
@@ -11720,7 +11670,7 @@
         </w:numPr>
       </w:pPr>
       <w:r>
-        <w:t xml:space="preserve">Passage: …rewell the ploomed Troops and the big War That make Ambition Virtue! Oh! farewell! Farewell the neighing Steed, and the shrill Trump The spirit stirring Drum, thâear piercing fife The Royal Banner and all Quality, Pride, Pomp, and Circumstance of glorious War And Oh! you mor…</w:t>
+        <w:t xml:space="preserve">Passage: …rewell the ploomed Troops and the big War That make Ambition Virtue! Oh! farewell! Farewell the neighing Steed, and the shrill Trump The spirit stirring Drum, th’ear piercing fife The Royal Banner and all Quality, Pride, Pomp, and Circumstance of glorious War And Oh! you mor…</w:t>
       </w:r>
     </w:p>
     <w:p>
@@ -11809,7 +11759,7 @@
         </w:numPr>
       </w:pPr>
       <w:r>
-        <w:t xml:space="preserve">Passage: …ng Drum, thâear piercing fife The Royal Banner and all Quality, Pride, Pomp, and Circumstance of glorious War And Oh! you mortal Engines, whose rude Throats Thâimmortal Joves dread Clamours counterfeit Farewell! Othelloâs Occupations gone! 22 These Exclamations, Apostroph…</w:t>
+        <w:t xml:space="preserve">Passage: …ng Drum, th’ear piercing fife The Royal Banner and all Quality, Pride, Pomp, and Circumstance of glorious War And Oh! you mortal Engines, whose rude Throats Th’immortal Joves dread Clamours counterfeit Farewell! Othello’s Occupations gone! 22 These Exclamations, Apostroph…</w:t>
       </w:r>
     </w:p>
     <w:p>
@@ -12165,7 +12115,7 @@
         </w:numPr>
       </w:pPr>
       <w:r>
-        <w:t xml:space="preserve">Passage: …me in his last Letter. âIn the Commonwealth We shall by contraries execute all Things: for no kind of Trafic shall We admit; no name of Magistrate; Letters will not be known, wealth, Poverty and Use of service none; contract, Succession bowen bound of Land, tilth, Vineyard n…</w:t>
+        <w:t xml:space="preserve">Passage: …me in his last Letter. “In the Commonwealth We shall by contraries execute all Things: for no kind of Trafic shall We admit; no name of Magistrate; Letters will not be known, wealth, Poverty and Use of service none; contract, Succession bowen bound of Land, tilth, Vineyard n…</w:t>
       </w:r>
     </w:p>
     <w:p>
@@ -12254,7 +12204,7 @@
         </w:numPr>
       </w:pPr>
       <w:r>
-        <w:t xml:space="preserve">Passage: …ty corruption is lawful! 3 Elections are going the Usual Way in our devoted Country. Oh! that I had done with them.â We shall realize the raving in the Tempest, which Charles quoted to me in his last Letter. âIn the Commonwealth We shall by contraries execute all Things: for no kind of Trafic shall We admi…</w:t>
+        <w:t xml:space="preserve">Passage: …ty corruption is lawful! 3 Elections are going the Usual Way in our devoted Country. Oh! that I had done with them.— We shall realize the raving in the Tempest, which Charles quoted to me in his last Letter. “In the Commonwealth We shall by contraries execute all Things: for no kind of Trafic shall We admi…</w:t>
       </w:r>
     </w:p>
     <w:p>
@@ -12432,7 +12382,7 @@
         </w:numPr>
       </w:pPr>
       <w:r>
-        <w:t xml:space="preserve">Passage: …d âThe People of Boston are distracted.â Another Answered No wonder the People of Boston are distracted, oppression will make wise Men mad. A third said, what would you Say, if a Fellow Should come to your house and tell you he was come to take a List of you…</w:t>
+        <w:t xml:space="preserve">Passage: …d “The People of Boston are distracted.” Another Answered No wonder the People of Boston are distracted, oppression will make wise Men mad. A third said, what would you Say, if a Fellow Should come to your house and tell you he was come to take a List of you…</w:t>
       </w:r>
     </w:p>
     <w:p>
